--- a/dijital/dijital_tema-2-kim12.docx
+++ b/dijital/dijital_tema-2-kim12.docx
@@ -3865,7 +3865,7 @@
           <w:rFonts w:ascii="Times New Roman" w:hAnsi="Times New Roman" w:cs="Times New Roman"/>
           <w:lang w:val="tr-TR"/>
         </w:rPr>
-        <w:t xml:space="preserve">Kitaptaki Görsel E (metan, eten ve etin moleküllerinde orbital örtüşmeleri) üç boyutlu ve döndürülebilir hâle getirilsin. Sigma bağlarını oluşturan örtüşme bölgeleri kırmızı, pi bağlarını oluşturan örtüşme bölgeleri mor ve yeşil tonlarda gösterilsin. Öğrenci bir bağın üzerine geldiğinde “sp</w:t>
+        <w:t xml:space="preserve">Kitaptaki Analiz ve Keşif Atölyesi 2.2.’de yer alan orbital örtüşmeleri görseli (metan, eten ve etin moleküllerinde) üç boyutlu ve döndürülebilir hâle getirilsin. Sigma bağlarını oluşturan örtüşme bölgeleri kırmızı, pi bağlarını oluşturan örtüşme bölgeleri mor ve yeşil tonlarda gösterilsin. Öğrenci bir bağın üzerine geldiğinde “sp</w:t>
       </w:r>
       <w:r>
         <w:rPr>
@@ -14353,7 +14353,24 @@
           <w:highlight w:val="yellow"/>
           <w:lang w:val="tr-TR"/>
         </w:rPr>
-        <w:t xml:space="preserve">’ye karşılık gelir; oyunda bu durum ayrı bir bilgi kutusuyla açıklansın. Değerler IPCC 2006 varsayılan emisyon faktörleridir (kitaptaki Tablo E ve Grafik A ile aynı).</w:t>
+        <w:t xml:space="preserve">’ye karşılık gelir; oyunda bu durum ayrı bir bilgi kutusuyla açıklansın. Değerler IPCC 2006 varsayılan emisyon faktörleridir (kitapta Analiz ve Keşif Atölyesi 2.12.’deki yakıt karşılaştırma tablosu ve CO</w:t>
+      </w:r>
+      <w:r>
+        <w:rPr>
+          <w:rFonts w:ascii="Times New Roman" w:hAnsi="Times New Roman" w:cs="Times New Roman"/>
+          <w:highlight w:val="yellow"/>
+          <w:vertAlign w:val="subscript"/>
+          <w:lang w:val="tr-TR"/>
+        </w:rPr>
+        <w:t xml:space="preserve">2</w:t>
+      </w:r>
+      <w:r>
+        <w:rPr>
+          <w:rFonts w:ascii="Times New Roman" w:hAnsi="Times New Roman" w:cs="Times New Roman"/>
+          <w:highlight w:val="yellow"/>
+          <w:lang w:val="tr-TR"/>
+        </w:rPr>
+        <w:t xml:space="preserve"> emisyon grafiğiyle aynı).</w:t>
       </w:r>
     </w:p>
     <w:p>

--- a/dijital/dijital_tema-2-kim12.docx
+++ b/dijital/dijital_tema-2-kim12.docx
@@ -1270,7 +1270,7 @@
           <w:rFonts w:ascii="Times New Roman" w:hAnsi="Times New Roman" w:cs="Times New Roman"/>
           <w:lang w:val="tr-TR"/>
         </w:rPr>
-        <w:t xml:space="preserve">a) Molekülleri oluşturan atomlar arasındaki bağ türlerini belirlemek için ölçütler (bağ sayısı, bağ uzunluğu, bağ enerjisi ve orbital örtüşmesi) geliştirir.</w:t>
+        <w:t xml:space="preserve">a. Molekülleri oluşturan atomlar arasındaki bağ türlerini belirlemek için ölçütler (bağ sayısı, bağ uzunluğu, bağ enerjisi ve orbital örtüşmesi) geliştirir.</w:t>
       </w:r>
     </w:p>
     <w:p>
@@ -1286,7 +1286,7 @@
           <w:rFonts w:ascii="Times New Roman" w:hAnsi="Times New Roman" w:cs="Times New Roman"/>
           <w:lang w:val="tr-TR"/>
         </w:rPr>
-        <w:t xml:space="preserve">b) Hazır veri setinden seçtiği veriler üzerinden atomlar arasındaki tek, çift ve üçlü bağların niteliklerine ilişkin örüntü belirler.</w:t>
+        <w:t xml:space="preserve">b. Hazır veri setinden seçtiği veriler üzerinden atomlar arasındaki tek, çift ve üçlü bağların niteliklerine ilişkin örüntü belirler.</w:t>
       </w:r>
     </w:p>
     <w:p>
@@ -1302,7 +1302,7 @@
           <w:rFonts w:ascii="Times New Roman" w:hAnsi="Times New Roman" w:cs="Times New Roman"/>
           <w:lang w:val="tr-TR"/>
         </w:rPr>
-        <w:t xml:space="preserve">c) Tek, çift ve üçlü bağların niteliklerine ilişkin örüntülerini kanıta dayalı açıklar.</w:t>
+        <w:t xml:space="preserve">c. Tek, çift ve üçlü bağların niteliklerine ilişkin örüntülerini kanıta dayalı açıklar.</w:t>
       </w:r>
     </w:p>
     <w:p>
@@ -1338,7 +1338,7 @@
           <w:rFonts w:ascii="Times New Roman" w:hAnsi="Times New Roman" w:cs="Times New Roman"/>
           <w:lang w:val="tr-TR"/>
         </w:rPr>
-        <w:t xml:space="preserve">a) Hibrit orbitallerinin oluşumuna ilişkin ölçütler (karbon bağ sayıları, atom orbitallerinin bağıl enerjileri ve valans orbitalleri) belirler.</w:t>
+        <w:t xml:space="preserve">a. Hibrit orbitallerinin oluşumuna ilişkin ölçütler (karbon bağ sayıları, atom orbitallerinin bağıl enerjileri ve valans orbitalleri) belirler.</w:t>
       </w:r>
     </w:p>
     <w:p>
@@ -1354,7 +1354,7 @@
           <w:rFonts w:ascii="Times New Roman" w:hAnsi="Times New Roman" w:cs="Times New Roman"/>
           <w:lang w:val="tr-TR"/>
         </w:rPr>
-        <w:t xml:space="preserve">b) Hibrit orbitallerinin bağıl enerji diyagramları ve orbital şekillerini, belirlediği ölçütlerle ilişkilendirerek hibrit orbitallerinin oluşumuna ilişkin örüntü belirler.</w:t>
+        <w:t xml:space="preserve">b. Hibrit orbitallerinin bağıl enerji diyagramları ve orbital şekillerini, belirlediği ölçütlerle ilişkilendirerek hibrit orbitallerinin oluşumuna ilişkin örüntü belirler.</w:t>
       </w:r>
     </w:p>
     <w:p>
@@ -1370,7 +1370,7 @@
           <w:rFonts w:ascii="Times New Roman" w:hAnsi="Times New Roman" w:cs="Times New Roman"/>
           <w:lang w:val="tr-TR"/>
         </w:rPr>
-        <w:t xml:space="preserve">c) Hibrit orbitallerinin oluşumuna ilişkin belirlediği örüntüleri kanıta dayalı açıklar.</w:t>
+        <w:t xml:space="preserve">c. Hibrit orbitallerinin oluşumuna ilişkin belirlediği örüntüleri kanıta dayalı açıklar.</w:t>
       </w:r>
     </w:p>
     <w:p>
@@ -1406,7 +1406,7 @@
           <w:rFonts w:ascii="Times New Roman" w:hAnsi="Times New Roman" w:cs="Times New Roman"/>
           <w:lang w:val="tr-TR"/>
         </w:rPr>
-        <w:t xml:space="preserve">a) Molekül geometrisine ilişkin varsayımda bulunur.</w:t>
+        <w:t xml:space="preserve">a. Molekül geometrisine ilişkin varsayımda bulunur.</w:t>
       </w:r>
     </w:p>
     <w:p>
@@ -1422,7 +1422,7 @@
           <w:rFonts w:ascii="Times New Roman" w:hAnsi="Times New Roman" w:cs="Times New Roman"/>
           <w:lang w:val="tr-TR"/>
         </w:rPr>
-        <w:t xml:space="preserve">b) Hibrit orbitallerinin uzaydaki yönelimlerine göre oluşan molekül geometrisine ilişkin örüntü belirler.</w:t>
+        <w:t xml:space="preserve">b. Hibrit orbitallerinin uzaydaki yönelimlerine göre oluşan molekül geometrisine ilişkin örüntü belirler.</w:t>
       </w:r>
     </w:p>
     <w:p>
@@ -1438,7 +1438,7 @@
           <w:rFonts w:ascii="Times New Roman" w:hAnsi="Times New Roman" w:cs="Times New Roman"/>
           <w:lang w:val="tr-TR"/>
         </w:rPr>
-        <w:t xml:space="preserve">c) Belirlediği molekül geometrilerini bilimsel molekül geometrileri ile karşılaştırır.</w:t>
+        <w:t xml:space="preserve">c. Belirlediği molekül geometrilerini bilimsel molekül geometrileri ile karşılaştırır.</w:t>
       </w:r>
     </w:p>
     <w:p>
@@ -1454,7 +1454,7 @@
           <w:rFonts w:ascii="Times New Roman" w:hAnsi="Times New Roman" w:cs="Times New Roman"/>
           <w:lang w:val="tr-TR"/>
         </w:rPr>
-        <w:t xml:space="preserve">ç) Karşılaştırmaları sonucunda molekül geometrisinin oluşumuna ilişkin önermeler sunar.</w:t>
+        <w:t xml:space="preserve">ç. Karşılaştırmaları sonucunda molekül geometrisinin oluşumuna ilişkin önermeler sunar.</w:t>
       </w:r>
     </w:p>
     <w:p>
@@ -1470,7 +1470,7 @@
           <w:rFonts w:ascii="Times New Roman" w:hAnsi="Times New Roman" w:cs="Times New Roman"/>
           <w:lang w:val="tr-TR"/>
         </w:rPr>
-        <w:t xml:space="preserve">d) Önermelerini VSEPR [Valans (Değerlik) Kabuğu Çifti İtmesi] kuramı üzerinden değerlendirir.</w:t>
+        <w:t xml:space="preserve">d. Önermelerini VSEPR [Valans (Değerlik) Kabuğu Çifti İtmesi] kuramı üzerinden değerlendirir.</w:t>
       </w:r>
     </w:p>
     <w:p>
@@ -1506,7 +1506,7 @@
           <w:rFonts w:ascii="Times New Roman" w:hAnsi="Times New Roman" w:cs="Times New Roman"/>
           <w:lang w:val="tr-TR"/>
         </w:rPr>
-        <w:t xml:space="preserve">a) Organik bileşiklerin farklı gösterim biçimleri (açık, yarı açık, çizgi bağ, molekül ve basit formülü) üzerinden yapı formülüne ilişkin örüntü belirler.</w:t>
+        <w:t xml:space="preserve">a. Organik bileşiklerin farklı gösterim biçimleri (açık, yarı açık, çizgi bağ, molekül ve basit formülü) üzerinden yapı formülüne ilişkin örüntü belirler.</w:t>
       </w:r>
     </w:p>
     <w:p>
@@ -1522,7 +1522,7 @@
           <w:rFonts w:ascii="Times New Roman" w:hAnsi="Times New Roman" w:cs="Times New Roman"/>
           <w:lang w:val="tr-TR"/>
         </w:rPr>
-        <w:t xml:space="preserve">b) Organik bileşiklerin yapı formüllerine ilişkin genelleme yapar.</w:t>
+        <w:t xml:space="preserve">b. Organik bileşiklerin yapı formüllerine ilişkin genelleme yapar.</w:t>
       </w:r>
     </w:p>
     <w:p>
@@ -1558,7 +1558,7 @@
           <w:rFonts w:ascii="Times New Roman" w:hAnsi="Times New Roman" w:cs="Times New Roman"/>
           <w:lang w:val="tr-TR"/>
         </w:rPr>
-        <w:t xml:space="preserve">a) Hidrokarbonların sınıflandırılmasına ilişkin ölçütler (tek, çift ya da üçlü bağların varlığı, halkalı yapıların bulunması veya benzen halkasını içerip içermediği) belirler.</w:t>
+        <w:t xml:space="preserve">a. Hidrokarbonların sınıflandırılmasına ilişkin ölçütler (tek, çift ya da üçlü bağların varlığı, halkalı yapıların bulunması veya benzen halkasını içerip içermediği) belirler.</w:t>
       </w:r>
     </w:p>
     <w:p>
@@ -1574,7 +1574,7 @@
           <w:rFonts w:ascii="Times New Roman" w:hAnsi="Times New Roman" w:cs="Times New Roman"/>
           <w:lang w:val="tr-TR"/>
         </w:rPr>
-        <w:t xml:space="preserve">b) Belirlediği ölçütler doğrultusunda hidrokarbonları alifatik ve aromatik olarak ayrıştırır.</w:t>
+        <w:t xml:space="preserve">b. Belirlediği ölçütler doğrultusunda hidrokarbonları alifatik ve aromatik olarak ayrıştırır.</w:t>
       </w:r>
     </w:p>
     <w:p>
@@ -1590,7 +1590,7 @@
           <w:rFonts w:ascii="Times New Roman" w:hAnsi="Times New Roman" w:cs="Times New Roman"/>
           <w:lang w:val="tr-TR"/>
         </w:rPr>
-        <w:t xml:space="preserve">c) Alifatik hidrokarbonları gruplandırır.</w:t>
+        <w:t xml:space="preserve">c. Alifatik hidrokarbonları gruplandırır.</w:t>
       </w:r>
     </w:p>
     <w:p>
@@ -1606,7 +1606,7 @@
           <w:rFonts w:ascii="Times New Roman" w:hAnsi="Times New Roman" w:cs="Times New Roman"/>
           <w:lang w:val="tr-TR"/>
         </w:rPr>
-        <w:t xml:space="preserve">ç) Oluşturduğu grupları adlandırıp bilimsel karşılığı ile kıyaslar.</w:t>
+        <w:t xml:space="preserve">ç. Oluşturduğu grupları adlandırıp bilimsel karşılığı ile kıyaslar.</w:t>
       </w:r>
     </w:p>
     <w:p>
@@ -1642,7 +1642,7 @@
           <w:rFonts w:ascii="Times New Roman" w:hAnsi="Times New Roman" w:cs="Times New Roman"/>
           <w:lang w:val="tr-TR"/>
         </w:rPr>
-        <w:t xml:space="preserve">a) Alifatik hidrokarbonların sistematik adlandırılmasına ilişkin örüntü bulur.</w:t>
+        <w:t xml:space="preserve">a. Alifatik hidrokarbonların sistematik adlandırılmasına ilişkin örüntü bulur.</w:t>
       </w:r>
     </w:p>
     <w:p>
@@ -1658,7 +1658,7 @@
           <w:rFonts w:ascii="Times New Roman" w:hAnsi="Times New Roman" w:cs="Times New Roman"/>
           <w:lang w:val="tr-TR"/>
         </w:rPr>
-        <w:t xml:space="preserve">b) Alifatik hidrokarbonların IUPAC sistemine göre adlandırılmasına ilişkin genelleme yapar.</w:t>
+        <w:t xml:space="preserve">b. Alifatik hidrokarbonların IUPAC sistemine göre adlandırılmasına ilişkin genelleme yapar.</w:t>
       </w:r>
     </w:p>
     <w:p>
@@ -1694,7 +1694,7 @@
           <w:rFonts w:ascii="Times New Roman" w:hAnsi="Times New Roman" w:cs="Times New Roman"/>
           <w:lang w:val="tr-TR"/>
         </w:rPr>
-        <w:t xml:space="preserve">a) Alifatik hidrokarbonların izomerliklerinin sınıflandırılmasına ilişkin ölçütler (ana zincire bağlı grupların konumu, açık zincir veya halkalı yapı, ikili bağ yapmış karbon atomlarına bağlı grupların konumları ve pi bağının konumu) belirler.</w:t>
+        <w:t xml:space="preserve">a. Alifatik hidrokarbonların izomerliklerinin sınıflandırılmasına ilişkin ölçütler (ana zincire bağlı grupların konumu, açık zincir veya halkalı yapı, ikili bağ yapmış karbon atomlarına bağlı grupların konumları ve pi bağının konumu) belirler.</w:t>
       </w:r>
     </w:p>
     <w:p>
@@ -1710,7 +1710,7 @@
           <w:rFonts w:ascii="Times New Roman" w:hAnsi="Times New Roman" w:cs="Times New Roman"/>
           <w:lang w:val="tr-TR"/>
         </w:rPr>
-        <w:t xml:space="preserve">b) Belirlediği ölçütler doğrultusunda alifatik hidrokarbonların izomerliklerini ayrıştırır.</w:t>
+        <w:t xml:space="preserve">b. Belirlediği ölçütler doğrultusunda alifatik hidrokarbonların izomerliklerini ayrıştırır.</w:t>
       </w:r>
     </w:p>
     <w:p>
@@ -1726,7 +1726,7 @@
           <w:rFonts w:ascii="Times New Roman" w:hAnsi="Times New Roman" w:cs="Times New Roman"/>
           <w:lang w:val="tr-TR"/>
         </w:rPr>
-        <w:t xml:space="preserve">c) Alifatik hidrokarbonların izomerliklerini gruplandırır.</w:t>
+        <w:t xml:space="preserve">c. Alifatik hidrokarbonların izomerliklerini gruplandırır.</w:t>
       </w:r>
     </w:p>
     <w:p>
@@ -1742,7 +1742,7 @@
           <w:rFonts w:ascii="Times New Roman" w:hAnsi="Times New Roman" w:cs="Times New Roman"/>
           <w:lang w:val="tr-TR"/>
         </w:rPr>
-        <w:t xml:space="preserve">ç) Oluşturduğu grupları adlandırıp bilimdeki karşılığı ile kıyaslar.</w:t>
+        <w:t xml:space="preserve">ç. Oluşturduğu grupları adlandırıp bilimdeki karşılığı ile kıyaslar.</w:t>
       </w:r>
     </w:p>
     <w:p>
@@ -1778,7 +1778,7 @@
           <w:rFonts w:ascii="Times New Roman" w:hAnsi="Times New Roman" w:cs="Times New Roman"/>
           <w:lang w:val="tr-TR"/>
         </w:rPr>
-        <w:t xml:space="preserve">a) Alifatik hidrokarbonlara fiziksel ve kimyasal özellikler kazandıran nitelikleri belirler.</w:t>
+        <w:t xml:space="preserve">a. Alifatik hidrokarbonlara fiziksel ve kimyasal özellikler kazandıran nitelikleri belirler.</w:t>
       </w:r>
     </w:p>
     <w:p>
@@ -1794,7 +1794,7 @@
           <w:rFonts w:ascii="Times New Roman" w:hAnsi="Times New Roman" w:cs="Times New Roman"/>
           <w:lang w:val="tr-TR"/>
         </w:rPr>
-        <w:t xml:space="preserve">b) Alifatik hidrokarbonların benzer fiziksel (kaynama noktası ve buhar basıncı) ve kimyasal (yanma, katılma ve polimerleşme) özelliklerini listeler.</w:t>
+        <w:t xml:space="preserve">b. Alifatik hidrokarbonların benzer fiziksel (kaynama noktası ve buhar basıncı) ve kimyasal (yanma, katılma ve polimerleşme) özelliklerini listeler.</w:t>
       </w:r>
     </w:p>
     <w:p>
@@ -1810,7 +1810,7 @@
           <w:rFonts w:ascii="Times New Roman" w:hAnsi="Times New Roman" w:cs="Times New Roman"/>
           <w:lang w:val="tr-TR"/>
         </w:rPr>
-        <w:t xml:space="preserve">c) Alifatik hidrokarbonların farklı fiziksel ve kimyasal özelliklerini listeler.</w:t>
+        <w:t xml:space="preserve">c. Alifatik hidrokarbonların farklı fiziksel ve kimyasal özelliklerini listeler.</w:t>
       </w:r>
     </w:p>
     <w:p>
@@ -1846,7 +1846,7 @@
           <w:rFonts w:ascii="Times New Roman" w:hAnsi="Times New Roman" w:cs="Times New Roman"/>
           <w:lang w:val="tr-TR"/>
         </w:rPr>
-        <w:t xml:space="preserve">a) Organik bileşikleri (alkol, eter, aldehit, keton, karboksilik asit ve ester) fonksiyonel grubuna göre sınıflandırmak için ölçütler (-OH, -OR, -COR, -COOH, -COOR) belirler.</w:t>
+        <w:t xml:space="preserve">a. Organik bileşikleri (alkol, eter, aldehit, keton, karboksilik asit ve ester) fonksiyonel grubuna göre sınıflandırmak için ölçütler (-OH, -OR, -COR, -COOH, -COOR) belirler.</w:t>
       </w:r>
     </w:p>
     <w:p>
@@ -1862,7 +1862,7 @@
           <w:rFonts w:ascii="Times New Roman" w:hAnsi="Times New Roman" w:cs="Times New Roman"/>
           <w:lang w:val="tr-TR"/>
         </w:rPr>
-        <w:t xml:space="preserve">b) Belirlediği ölçütlere göre organik bileşikleri fonksiyonel grubuna göre ayrıştırır.</w:t>
+        <w:t xml:space="preserve">b. Belirlediği ölçütlere göre organik bileşikleri fonksiyonel grubuna göre ayrıştırır.</w:t>
       </w:r>
     </w:p>
     <w:p>
@@ -1878,7 +1878,7 @@
           <w:rFonts w:ascii="Times New Roman" w:hAnsi="Times New Roman" w:cs="Times New Roman"/>
           <w:lang w:val="tr-TR"/>
         </w:rPr>
-        <w:t xml:space="preserve">c) Ayrıştırdığı organik bileşikleri gruplandırır.</w:t>
+        <w:t xml:space="preserve">c. Ayrıştırdığı organik bileşikleri gruplandırır.</w:t>
       </w:r>
     </w:p>
     <w:p>
@@ -1894,7 +1894,7 @@
           <w:rFonts w:ascii="Times New Roman" w:hAnsi="Times New Roman" w:cs="Times New Roman"/>
           <w:lang w:val="tr-TR"/>
         </w:rPr>
-        <w:t xml:space="preserve">ç) Belirlediği grupların adlarını bilimsel karşılığı ile kıyaslar.</w:t>
+        <w:t xml:space="preserve">ç. Belirlediği grupların adlarını bilimsel karşılığı ile kıyaslar.</w:t>
       </w:r>
     </w:p>
     <w:p>
@@ -1930,7 +1930,7 @@
           <w:rFonts w:ascii="Times New Roman" w:hAnsi="Times New Roman" w:cs="Times New Roman"/>
           <w:lang w:val="tr-TR"/>
         </w:rPr>
-        <w:t xml:space="preserve">a) Fonksiyonel gruba sahip organik bileşiklerin (alkol, eter, aldehit, keton, karboksilik asit ve ester) fonksiyonel grubunu, ana zincirini ve yan gruplarını belirler.</w:t>
+        <w:t xml:space="preserve">a. Fonksiyonel gruba sahip organik bileşiklerin (alkol, eter, aldehit, keton, karboksilik asit ve ester) fonksiyonel grubunu, ana zincirini ve yan gruplarını belirler.</w:t>
       </w:r>
     </w:p>
     <w:p>
@@ -1946,7 +1946,7 @@
           <w:rFonts w:ascii="Times New Roman" w:hAnsi="Times New Roman" w:cs="Times New Roman"/>
           <w:lang w:val="tr-TR"/>
         </w:rPr>
-        <w:t xml:space="preserve">b) Fonksiyonel gruba sahip organik bileşiklerin fonksiyonel grubu ile bileşiğin sistematik adı arasında ilişki kurar.</w:t>
+        <w:t xml:space="preserve">b. Fonksiyonel gruba sahip organik bileşiklerin fonksiyonel grubu ile bileşiğin sistematik adı arasında ilişki kurar.</w:t>
       </w:r>
     </w:p>
     <w:p>
@@ -1962,7 +1962,7 @@
           <w:rFonts w:ascii="Times New Roman" w:hAnsi="Times New Roman" w:cs="Times New Roman"/>
           <w:lang w:val="tr-TR"/>
         </w:rPr>
-        <w:t xml:space="preserve">c) Fonksiyonel gruba sahip organik bileşiklerin sistematik adlandırılma kurallarına ilişkin genelleme yapar.</w:t>
+        <w:t xml:space="preserve">c. Fonksiyonel gruba sahip organik bileşiklerin sistematik adlandırılma kurallarına ilişkin genelleme yapar.</w:t>
       </w:r>
     </w:p>
     <w:p>
@@ -1998,7 +1998,7 @@
           <w:rFonts w:ascii="Times New Roman" w:hAnsi="Times New Roman" w:cs="Times New Roman"/>
           <w:lang w:val="tr-TR"/>
         </w:rPr>
-        <w:t xml:space="preserve">a) Kapalı formülleri aynı, fonksiyonel grubu farklı olan organik bileşikler (alkol, eter, aldehit, keton, karboksilik asit ve ester) için modeller önerir.</w:t>
+        <w:t xml:space="preserve">a. Kapalı formülleri aynı, fonksiyonel grubu farklı olan organik bileşikler (alkol, eter, aldehit, keton, karboksilik asit ve ester) için modeller önerir.</w:t>
       </w:r>
     </w:p>
     <w:p>
@@ -2014,7 +2014,7 @@
           <w:rFonts w:ascii="Times New Roman" w:hAnsi="Times New Roman" w:cs="Times New Roman"/>
           <w:lang w:val="tr-TR"/>
         </w:rPr>
-        <w:t xml:space="preserve">b) Kapalı formülleri aynı, fonksiyonel grubu farklı olan organik bileşikler için önerdiği modelleri bilim insanlarının modelleriyle karşılaştırır.</w:t>
+        <w:t xml:space="preserve">b. Kapalı formülleri aynı, fonksiyonel grubu farklı olan organik bileşikler için önerdiği modelleri bilim insanlarının modelleriyle karşılaştırır.</w:t>
       </w:r>
     </w:p>
     <w:p>
@@ -2050,7 +2050,7 @@
           <w:rFonts w:ascii="Times New Roman" w:hAnsi="Times New Roman" w:cs="Times New Roman"/>
           <w:lang w:val="tr-TR"/>
         </w:rPr>
-        <w:t xml:space="preserve">a) Karbon temelli enerji kaynaklarının (kömür, petrol, doğal gaz, alkol vb.) yanma tepkimelerinin ekzotermik özelliği ve yanma ürünlerine ilişkin varsayımlarda bulunur.</w:t>
+        <w:t xml:space="preserve">a. Karbon temelli enerji kaynaklarının (kömür, petrol, doğal gaz, alkol vb.) yanma tepkimelerinin ekzotermik özelliği ve yanma ürünlerine ilişkin varsayımlarda bulunur.</w:t>
       </w:r>
     </w:p>
     <w:p>
@@ -2066,7 +2066,7 @@
           <w:rFonts w:ascii="Times New Roman" w:hAnsi="Times New Roman" w:cs="Times New Roman"/>
           <w:lang w:val="tr-TR"/>
         </w:rPr>
-        <w:t xml:space="preserve">b) Karbon temelli enerji kaynaklarının her bir türü için karbon içerikleri (farklı karbon sayılı, düz zincirli, dallanmış, monoalkol, polialkol vb.), enerji miktarları ve emisyon ayak izlerine ilişkin örüntüler listeler.</w:t>
+        <w:t xml:space="preserve">b. Karbon temelli enerji kaynaklarının her bir türü için karbon içerikleri (farklı karbon sayılı, düz zincirli, dallanmış, monoalkol, polialkol vb.), enerji miktarları ve emisyon ayak izlerine ilişkin örüntüler listeler.</w:t>
       </w:r>
     </w:p>
     <w:p>
@@ -2082,7 +2082,7 @@
           <w:rFonts w:ascii="Times New Roman" w:hAnsi="Times New Roman" w:cs="Times New Roman"/>
           <w:lang w:val="tr-TR"/>
         </w:rPr>
-        <w:t xml:space="preserve">c) Enerji kaynaklarını yanma tepkimeleri sonucunda açığa çıkan enerji miktarı ve emisyon ayak izleri açısından karşılaştırır.</w:t>
+        <w:t xml:space="preserve">c. Enerji kaynaklarını yanma tepkimeleri sonucunda açığa çıkan enerji miktarı ve emisyon ayak izleri açısından karşılaştırır.</w:t>
       </w:r>
     </w:p>
     <w:p>
@@ -2098,7 +2098,7 @@
           <w:rFonts w:ascii="Times New Roman" w:hAnsi="Times New Roman" w:cs="Times New Roman"/>
           <w:lang w:val="tr-TR"/>
         </w:rPr>
-        <w:t xml:space="preserve">ç) Karbon temelli enerji kaynaklarının kimyasal içeriğine, bu kaynakların yakılması sonucu açığa çıkan enerji miktarına ve sera etkisi, hava kirliliği, asit yağmuruna neden olma potansiyeline ilişkin önermeler sunar.</w:t>
+        <w:t xml:space="preserve">ç. Karbon temelli enerji kaynaklarının kimyasal içeriğine, bu kaynakların yakılması sonucu açığa çıkan enerji miktarına ve sera etkisi, hava kirliliği, asit yağmuruna neden olma potansiyeline ilişkin önermeler sunar.</w:t>
       </w:r>
     </w:p>
     <w:p>
@@ -2114,7 +2114,7 @@
           <w:rFonts w:ascii="Times New Roman" w:hAnsi="Times New Roman" w:cs="Times New Roman"/>
           <w:lang w:val="tr-TR"/>
         </w:rPr>
-        <w:t xml:space="preserve">d) Önermelerini bilimsel veriler ile karşılaştırarak değerlendirir.</w:t>
+        <w:t xml:space="preserve">d. Önermelerini bilimsel veriler ile karşılaştırarak değerlendirir.</w:t>
       </w:r>
     </w:p>
     <w:p>
@@ -6421,7 +6421,7 @@
                 <w:rFonts w:ascii="Times New Roman" w:hAnsi="Times New Roman" w:cs="Times New Roman"/>
                 <w:lang w:val="tr-TR"/>
               </w:rPr>
-              <w:t xml:space="preserve">a) Alken  b) Sikloalken  c) Aromatik</w:t>
+              <w:t xml:space="preserve">a. Alken  b. Sikloalken  c. Aromatik</w:t>
             </w:r>
           </w:p>
         </w:tc>
@@ -6489,7 +6489,7 @@
                 <w:rFonts w:ascii="Times New Roman" w:hAnsi="Times New Roman" w:cs="Times New Roman"/>
                 <w:lang w:val="tr-TR"/>
               </w:rPr>
-              <w:t xml:space="preserve">a) Yalnızca alken  b) Alken ya da sikloalkan  c) Alkin</w:t>
+              <w:t xml:space="preserve">a. Yalnızca alken  b. Alken ya da sikloalkan  c. Alkin</w:t>
             </w:r>
           </w:p>
         </w:tc>
@@ -8757,7 +8757,7 @@
                 <w:rFonts w:ascii="Times New Roman" w:hAnsi="Times New Roman" w:cs="Times New Roman"/>
                 <w:lang w:val="tr-TR"/>
               </w:rPr>
-              <w:t xml:space="preserve">a) Yarı açık formülleri aynıdır  b) Kapalı formülleri aynıdır  c) Kaynama noktaları aynıdır</w:t>
+              <w:t xml:space="preserve">a. Yarı açık formülleri aynıdır  b. Kapalı formülleri aynıdır  c. Kaynama noktaları aynıdır</w:t>
             </w:r>
           </w:p>
         </w:tc>
